--- a/fra/docx/41.content.docx
+++ b/fra/docx/41.content.docx
@@ -235,7 +235,7 @@
         <w:rPr>
           <w:lang w:val="fr_FR" w:bidi="fr_FR"/>
         </w:rPr>
-        <w:t xml:space="preserve"> Comme ce qui est écrit dans Ésaïe, le prophète :</w:t>
+        <w:t xml:space="preserve"> Comme ce qui est écrit dans Ésaïe, le prophète : Voici, j’envoie devant toi mon messager, Qui préparera ton chemin.</w:t>
       </w:r>
     </w:p>
     <w:p>
@@ -256,7 +256,7 @@
         <w:rPr>
           <w:lang w:val="fr_FR" w:bidi="fr_FR"/>
         </w:rPr>
-        <w:t xml:space="preserve"> Voici, j’envoie devant toi mon messager, Qui préparera ton chemin. C’est la voix de celui qui crie dans le désert :</w:t>
+        <w:t xml:space="preserve"> C’est la voix de celui qui crie dans le désert : Préparez le chemin du Seigneur, Rendez ses sentiers droits !</w:t>
       </w:r>
     </w:p>
     <w:p>
@@ -277,7 +277,7 @@
         <w:rPr>
           <w:lang w:val="fr_FR" w:bidi="fr_FR"/>
         </w:rPr>
-        <w:t xml:space="preserve"> Préparez le chemin du Seigneur, Rendez ses sentiers droits !Jean arriva. Il baptisait dans le désert et prêchait le baptême de repentance, pour le pardon des péchés.</w:t>
+        <w:t xml:space="preserve"> Jean arriva. Il baptisait dans le désert et prêchait le baptême de repentance, pour le pardon des péchés.</w:t>
       </w:r>
     </w:p>
     <w:p>
@@ -5623,7 +5623,7 @@
         <w:rPr>
           <w:lang w:val="fr_FR" w:bidi="fr_FR"/>
         </w:rPr>
-        <w:t xml:space="preserve"> Il leur dit : « Ésaïe a bien prophétisé sur vous, les hypocrites, comme il est écrit :</w:t>
+        <w:t xml:space="preserve"> Il leur dit : « Ésaïe a bien prophétisé sur vous, les hypocrites, comme il est écrit : Ce peuple m’honore avec les lèvres, Mais son cœur s’éloigne loin de moi.</w:t>
       </w:r>
     </w:p>
     <w:p>
@@ -5644,7 +5644,7 @@
         <w:rPr>
           <w:lang w:val="fr_FR" w:bidi="fr_FR"/>
         </w:rPr>
-        <w:t xml:space="preserve"> Ce peuple m’honore avec les lèvres, Mais son cœur s’éloigne loin de moi. Ils me rendent un culte inutilement,</w:t>
+        <w:t xml:space="preserve"> Ils me rendent un culte inutilement, En enseignant comme doctrines des commandements d’hommes.</w:t>
       </w:r>
     </w:p>
     <w:p>
@@ -5665,7 +5665,7 @@
         <w:rPr>
           <w:lang w:val="fr_FR" w:bidi="fr_FR"/>
         </w:rPr>
-        <w:t xml:space="preserve"> En enseignant comme doctrines des commandements d’hommes. Vous abandonnez le commandement de Dieu, alors que vous observez la tradition des hommes. »</w:t>
+        <w:t xml:space="preserve"> Vous abandonnez le commandement de Dieu, alors que vous observez la tradition des hommes. »</w:t>
       </w:r>
     </w:p>
     <w:p>
@@ -10239,7 +10239,7 @@
         <w:rPr>
           <w:lang w:val="fr_FR" w:bidi="fr_FR"/>
         </w:rPr>
-        <w:t xml:space="preserve"> N’avez-vous pas lu cette parole de l’Écriture :</w:t>
+        <w:t xml:space="preserve"> N’avez-vous pas lu cette parole de l’Écriture : “ La pierre que les bâtisseurs ont rejetéeEst devenue la principale, [celle] de l’angle ;</w:t>
       </w:r>
     </w:p>
     <w:p>
@@ -10260,7 +10260,7 @@
         <w:rPr>
           <w:lang w:val="fr_FR" w:bidi="fr_FR"/>
         </w:rPr>
-        <w:t xml:space="preserve"> “ La pierre que les bâtisseurs ont rejetéeEst devenue la principale, [celle] de l’angle ; Cela est venu du Seigneur,</w:t>
+        <w:t xml:space="preserve"> Cela est venu du Seigneur, Et c’est une chose merveilleuse à nos yeux ” ? »</w:t>
       </w:r>
     </w:p>
     <w:p>
@@ -10281,7 +10281,7 @@
         <w:rPr>
           <w:lang w:val="fr_FR" w:bidi="fr_FR"/>
         </w:rPr>
-        <w:t xml:space="preserve"> Et c’est une chose merveilleuse à nos yeux ” ? » Ils cherchaient à le saisir, mais ils avaient peur de la foule. Ils avaient compris que c’était pour eux que Jésus avait dit cette parabole. Et ils le quittèrent, et s’en allèrent.</w:t>
+        <w:t xml:space="preserve"> Ils cherchaient à le saisir, mais ils avaient peur de la foule. Ils avaient compris que c’était pour eux que Jésus avait dit cette parabole. Et ils le quittèrent, et s’en allèrent.</w:t>
       </w:r>
     </w:p>
     <w:p>
@@ -10785,7 +10785,7 @@
         <w:rPr>
           <w:lang w:val="fr_FR" w:bidi="fr_FR"/>
         </w:rPr>
-        <w:t xml:space="preserve"> David lui-même, poussé par l’Esprit-Saint, a dit :</w:t>
+        <w:t xml:space="preserve"> David lui-même, poussé par l’Esprit-Saint, a dit : “ Le Seigneur a dit à mon Seigneur : Assieds-toi à ma droite, Jusqu’à ce que je mette tes ennemis sous tes pieds. ”</w:t>
       </w:r>
     </w:p>
     <w:p>
@@ -10806,7 +10806,7 @@
         <w:rPr>
           <w:lang w:val="fr_FR" w:bidi="fr_FR"/>
         </w:rPr>
-        <w:t xml:space="preserve"> “ Le Seigneur a dit à mon Seigneur : Assieds-toi à ma droite, Jusqu’à ce que je mette tes ennemis sous tes pieds. ” David lui-même l’appelle “ Seigneur ”. Comment donc est-il son fils ? Et une grande foule l’écoutait avec plaisir.</w:t>
+        <w:t xml:space="preserve"> David lui-même l’appelle “ Seigneur ”. Comment donc est-il son fils ? Et une grande foule l’écoutait avec plaisir.</w:t>
       </w:r>
     </w:p>
     <w:p>
@@ -14461,7 +14461,7 @@
         <w:rPr>
           <w:lang w:val="fr_FR" w:bidi="fr_FR"/>
         </w:rPr>
-        <w:t xml:space="preserve"> Elles sortirent du tombeau et s’enfuirent. La peur et la stupeur les avaient saisies. Elles ne dirent rien à personne, à cause de leur effroi.</w:t>
+        <w:t xml:space="preserve"> Elles sortirent du tombeau et s’enfuirent. La peur et la stupeur les avaient saisies. Elles ne dirent rien à personne, à cause de leur effroi. Deux des manuscrits les plus anciens et les plus respectés ne contiennent pas les versets 9 à 20 qui suivent. De plus, deux pères de l’Église qui pourtant connaissaient ces versets, rapportent que presque tous les manuscrits grecs connus de leur époque se terminaient au verset 8. Finalement, la formulation des versets 9 à 20 donne à penser qu’ils ne faisaient pas partie de la version originale de Marc, mais qu’ils y ont été ajoutés plus tard. Ces versets sont donc inclus ici à titre indicatif seulement.[*</w:t>
       </w:r>
     </w:p>
     <w:p>
@@ -14482,7 +14482,7 @@
         <w:rPr>
           <w:lang w:val="fr_FR" w:bidi="fr_FR"/>
         </w:rPr>
-        <w:t xml:space="preserve"> Deux des manuscrits les plus anciens et les plus respectés ne contiennent pas les versets 9 à 20 qui suivent. De plus, deux pères de l’Église qui pourtant connaissaient ces versets, rapportent que presque tous les manuscrits grecs connus de leur époque se terminaient au verset 8. Finalement, la formulation des versets 9 à 20 donne à penser qu’ils ne faisaient pas partie de la version originale de Marc, mais qu’ils y ont été ajoutés plus tard. Ces versets sont donc inclus ici à titre indicatif seulement.[*Jésus, ressuscité le matin du premier jour de la semaine, apparut d’abord à Marie de Magdala. Il avait chassé sept démons d’elle.</w:t>
+        <w:t xml:space="preserve"> Jésus, ressuscité le matin du premier jour de la semaine, apparut d’abord à Marie de Magdala. Il avait chassé sept démons d’elle.</w:t>
       </w:r>
     </w:p>
     <w:p>
